--- a/backend/templates/GSSG-VA_300-001_Vehicle_Accident_Report.docx
+++ b/backend/templates/GSSG-VA_300-001_Vehicle_Accident_Report.docx
@@ -4,6 +4,8 @@
   <w:body>
     <w:p>
       <w:pPr>
+        <w:bidi/>
+        <w:spacing w:after="180"/>
         <w:jc w:val="center"/>
         <w:rPr>
           <w:rFonts w:ascii="Arial Narrow" w:hAnsi="Arial Narrow" w:cs="Calibri"/>
@@ -13,28 +15,14 @@
           <w:szCs w:val="40"/>
           <w:lang w:bidi="ar-AE"/>
         </w:rPr>
-        <w:bidi/>
-        <w:spacing w:before="0" w:after="180"/>
       </w:pPr>
-      <w:r>
-        <w:rPr>
-          <w:rFonts w:ascii="Arial Narrow" w:hAnsi="Arial Narrow" w:cs="Calibri"/>
-          <w:b/>
-          <w:bCs/>
-          <w:sz w:val="28"/>
-          <w:szCs w:val="28"/>
-          <w:lang w:bidi="ar-AE"/>
-          <w:rtl/>
-        </w:rPr>
-        <w:t>بلاغ حادث مركبة</w:t>
-      </w:r>
     </w:p>
     <w:tbl>
       <w:tblPr>
         <w:tblStyle w:val="TableGrid"/>
-        <w:tblW w:w="10489" w:type="dxa"/>
+        <w:bidiVisual/>
+        <w:tblW w:w="10353" w:type="dxa"/>
         <w:jc w:val="center"/>
-        <w:bidiVisual/>
         <w:tblBorders>
           <w:top w:val="single" w:sz="6" w:space="0" w:color="B7B7B7"/>
           <w:left w:val="single" w:sz="6" w:space="0" w:color="B7B7B7"/>
@@ -45,29 +33,30 @@
         </w:tblBorders>
         <w:tblCellMar>
           <w:top w:w="100" w:type="dxa"/>
+          <w:left w:w="100" w:type="dxa"/>
           <w:bottom w:w="100" w:type="dxa"/>
-          <w:left w:w="100" w:type="dxa"/>
           <w:right w:w="100" w:type="dxa"/>
         </w:tblCellMar>
+        <w:tblLook w:val="04A0" w:firstRow="1" w:lastRow="0" w:firstColumn="1" w:lastColumn="0" w:noHBand="0" w:noVBand="1"/>
       </w:tblPr>
       <w:tblGrid>
-        <w:gridCol w:w="3200"/>
-        <w:gridCol w:w="7289"/>
+        <w:gridCol w:w="2573"/>
+        <w:gridCol w:w="7780"/>
       </w:tblGrid>
       <w:tr>
         <w:trPr>
           <w:cantSplit/>
+          <w:jc w:val="center"/>
         </w:trPr>
         <w:tc>
           <w:tcPr>
-            <w:tcW w:w="3200" w:type="dxa"/>
+            <w:tcW w:w="2573" w:type="dxa"/>
+            <w:shd w:val="clear" w:color="auto" w:fill="E7E6E6"/>
             <w:vAlign w:val="center"/>
-            <w:shd w:val="clear" w:color="auto" w:fill="E7E6E6"/>
           </w:tcPr>
           <w:p>
             <w:pPr>
-              <w:jc w:val="right"/>
-              <w:cnfStyle w:val="000000100000" w:firstRow="0" w:lastRow="0" w:firstColumn="0" w:lastColumn="0" w:oddVBand="0" w:evenVBand="0" w:oddHBand="1" w:evenHBand="0" w:firstRowFirstColumn="0" w:firstRowLastColumn="0" w:lastRowFirstColumn="0" w:lastRowLastColumn="0"/>
+              <w:bidi/>
               <w:rPr>
                 <w:rFonts w:cstheme="minorHAnsi"/>
                 <w:sz w:val="32"/>
@@ -75,16 +64,15 @@
                 <w:rtl/>
                 <w:lang w:val="en-AE" w:bidi="ar-AE"/>
               </w:rPr>
-              <w:bidi/>
             </w:pPr>
             <w:r>
               <w:rPr>
                 <w:rFonts w:cstheme="minorHAnsi"/>
-                <w:sz w:val="32"/>
-                <w:szCs w:val="32"/>
-                <w:rtl/>
                 <w:b/>
                 <w:bCs/>
+                <w:sz w:val="32"/>
+                <w:szCs w:val="32"/>
+                <w:rtl/>
               </w:rPr>
               <w:t>رقم اللوحة</w:t>
             </w:r>
@@ -92,13 +80,13 @@
         </w:tc>
         <w:tc>
           <w:tcPr>
-            <w:tcW w:w="7289" w:type="dxa"/>
+            <w:tcW w:w="7780" w:type="dxa"/>
             <w:vAlign w:val="center"/>
           </w:tcPr>
           <w:p>
             <w:pPr>
-              <w:jc w:val="right"/>
-              <w:cnfStyle w:val="000000100000" w:firstRow="0" w:lastRow="0" w:firstColumn="0" w:lastColumn="0" w:oddVBand="0" w:evenVBand="0" w:oddHBand="1" w:evenHBand="0" w:firstRowFirstColumn="0" w:firstRowLastColumn="0" w:lastRowFirstColumn="0" w:lastRowLastColumn="0"/>
+              <w:bidi/>
+              <w:jc w:val="center"/>
               <w:rPr>
                 <w:rFonts w:cstheme="minorHAnsi"/>
                 <w:sz w:val="32"/>
@@ -106,8 +94,8 @@
                 <w:rtl/>
                 <w:lang w:val="en-AE" w:bidi="ar-AE"/>
               </w:rPr>
-              <w:bidi/>
             </w:pPr>
+            <w:proofErr w:type="gramStart"/>
             <w:r>
               <w:rPr>
                 <w:rFonts w:cstheme="minorHAnsi"/>
@@ -115,7 +103,17 @@
                 <w:szCs w:val="32"/>
                 <w:rtl/>
               </w:rPr>
-              <w:t>{{ plate }}</w:t>
+              <w:t>{{ plate</w:t>
+            </w:r>
+            <w:proofErr w:type="gramEnd"/>
+            <w:r>
+              <w:rPr>
+                <w:rFonts w:cstheme="minorHAnsi"/>
+                <w:sz w:val="32"/>
+                <w:szCs w:val="32"/>
+                <w:rtl/>
+              </w:rPr>
+              <w:t xml:space="preserve"> }}</w:t>
             </w:r>
           </w:p>
         </w:tc>
@@ -123,17 +121,17 @@
       <w:tr>
         <w:trPr>
           <w:cantSplit/>
+          <w:jc w:val="center"/>
         </w:trPr>
         <w:tc>
           <w:tcPr>
-            <w:tcW w:w="3200" w:type="dxa"/>
+            <w:tcW w:w="2573" w:type="dxa"/>
+            <w:shd w:val="clear" w:color="auto" w:fill="E7E6E6"/>
             <w:vAlign w:val="center"/>
-            <w:shd w:val="clear" w:color="auto" w:fill="E7E6E6"/>
           </w:tcPr>
           <w:p>
             <w:pPr>
-              <w:jc w:val="right"/>
-              <w:cnfStyle w:val="000000100000" w:firstRow="0" w:lastRow="0" w:firstColumn="0" w:lastColumn="0" w:oddVBand="0" w:evenVBand="0" w:oddHBand="1" w:evenHBand="0" w:firstRowFirstColumn="0" w:firstRowLastColumn="0" w:lastRowFirstColumn="0" w:lastRowLastColumn="0"/>
+              <w:bidi/>
               <w:rPr>
                 <w:rFonts w:cstheme="minorHAnsi"/>
                 <w:sz w:val="32"/>
@@ -141,16 +139,15 @@
                 <w:rtl/>
                 <w:lang w:val="en-AE" w:bidi="ar-AE"/>
               </w:rPr>
-              <w:bidi/>
             </w:pPr>
             <w:r>
               <w:rPr>
                 <w:rFonts w:cstheme="minorHAnsi"/>
-                <w:sz w:val="32"/>
-                <w:szCs w:val="32"/>
-                <w:rtl/>
                 <w:b/>
                 <w:bCs/>
+                <w:sz w:val="32"/>
+                <w:szCs w:val="32"/>
+                <w:rtl/>
               </w:rPr>
               <w:t>نوع المركبة</w:t>
             </w:r>
@@ -158,13 +155,13 @@
         </w:tc>
         <w:tc>
           <w:tcPr>
-            <w:tcW w:w="7289" w:type="dxa"/>
+            <w:tcW w:w="7780" w:type="dxa"/>
             <w:vAlign w:val="center"/>
           </w:tcPr>
           <w:p>
             <w:pPr>
-              <w:jc w:val="right"/>
-              <w:cnfStyle w:val="000000100000" w:firstRow="0" w:lastRow="0" w:firstColumn="0" w:lastColumn="0" w:oddVBand="0" w:evenVBand="0" w:oddHBand="1" w:evenHBand="0" w:firstRowFirstColumn="0" w:firstRowLastColumn="0" w:lastRowFirstColumn="0" w:lastRowLastColumn="0"/>
+              <w:bidi/>
+              <w:jc w:val="center"/>
               <w:rPr>
                 <w:rFonts w:cstheme="minorHAnsi"/>
                 <w:sz w:val="32"/>
@@ -172,7 +169,6 @@
                 <w:rtl/>
                 <w:lang w:val="en-AE" w:bidi="ar-AE"/>
               </w:rPr>
-              <w:bidi/>
             </w:pPr>
             <w:r>
               <w:rPr>
@@ -189,17 +185,17 @@
       <w:tr>
         <w:trPr>
           <w:cantSplit/>
+          <w:jc w:val="center"/>
         </w:trPr>
         <w:tc>
           <w:tcPr>
-            <w:tcW w:w="3200" w:type="dxa"/>
+            <w:tcW w:w="2573" w:type="dxa"/>
+            <w:shd w:val="clear" w:color="auto" w:fill="E7E6E6"/>
             <w:vAlign w:val="center"/>
-            <w:shd w:val="clear" w:color="auto" w:fill="E7E6E6"/>
           </w:tcPr>
           <w:p>
             <w:pPr>
-              <w:jc w:val="right"/>
-              <w:cnfStyle w:val="000000100000" w:firstRow="0" w:lastRow="0" w:firstColumn="0" w:lastColumn="0" w:oddVBand="0" w:evenVBand="0" w:oddHBand="1" w:evenHBand="0" w:firstRowFirstColumn="0" w:firstRowLastColumn="0" w:lastRowFirstColumn="0" w:lastRowLastColumn="0"/>
+              <w:bidi/>
               <w:rPr>
                 <w:rFonts w:cstheme="minorHAnsi"/>
                 <w:sz w:val="32"/>
@@ -207,16 +203,15 @@
                 <w:rtl/>
                 <w:lang w:val="en-AE" w:bidi="ar-AE"/>
               </w:rPr>
-              <w:bidi/>
             </w:pPr>
             <w:r>
               <w:rPr>
                 <w:rFonts w:cstheme="minorHAnsi"/>
-                <w:sz w:val="32"/>
-                <w:szCs w:val="32"/>
-                <w:rtl/>
                 <w:b/>
                 <w:bCs/>
+                <w:sz w:val="32"/>
+                <w:szCs w:val="32"/>
+                <w:rtl/>
               </w:rPr>
               <w:t>رقم القاعدة</w:t>
             </w:r>
@@ -224,13 +219,13 @@
         </w:tc>
         <w:tc>
           <w:tcPr>
-            <w:tcW w:w="7289" w:type="dxa"/>
+            <w:tcW w:w="7780" w:type="dxa"/>
             <w:vAlign w:val="center"/>
           </w:tcPr>
           <w:p>
             <w:pPr>
-              <w:jc w:val="right"/>
-              <w:cnfStyle w:val="000000100000" w:firstRow="0" w:lastRow="0" w:firstColumn="0" w:lastColumn="0" w:oddVBand="0" w:evenVBand="0" w:oddHBand="1" w:evenHBand="0" w:firstRowFirstColumn="0" w:firstRowLastColumn="0" w:lastRowFirstColumn="0" w:lastRowLastColumn="0"/>
+              <w:bidi/>
+              <w:jc w:val="center"/>
               <w:rPr>
                 <w:rFonts w:cstheme="minorHAnsi"/>
                 <w:sz w:val="32"/>
@@ -238,7 +233,6 @@
                 <w:rtl/>
                 <w:lang w:val="en-AE" w:bidi="ar-AE"/>
               </w:rPr>
-              <w:bidi/>
             </w:pPr>
             <w:r>
               <w:rPr>
@@ -255,17 +249,17 @@
       <w:tr>
         <w:trPr>
           <w:cantSplit/>
+          <w:jc w:val="center"/>
         </w:trPr>
         <w:tc>
           <w:tcPr>
-            <w:tcW w:w="3200" w:type="dxa"/>
+            <w:tcW w:w="2573" w:type="dxa"/>
+            <w:shd w:val="clear" w:color="auto" w:fill="E7E6E6"/>
             <w:vAlign w:val="center"/>
-            <w:shd w:val="clear" w:color="auto" w:fill="E7E6E6"/>
           </w:tcPr>
           <w:p>
             <w:pPr>
-              <w:jc w:val="right"/>
-              <w:cnfStyle w:val="000000100000" w:firstRow="0" w:lastRow="0" w:firstColumn="0" w:lastColumn="0" w:oddVBand="0" w:evenVBand="0" w:oddHBand="1" w:evenHBand="0" w:firstRowFirstColumn="0" w:firstRowLastColumn="0" w:lastRowFirstColumn="0" w:lastRowLastColumn="0"/>
+              <w:bidi/>
               <w:rPr>
                 <w:rFonts w:cstheme="minorHAnsi"/>
                 <w:sz w:val="32"/>
@@ -273,16 +267,15 @@
                 <w:rtl/>
                 <w:lang w:val="en-AE" w:bidi="ar-AE"/>
               </w:rPr>
-              <w:bidi/>
             </w:pPr>
             <w:r>
               <w:rPr>
                 <w:rFonts w:cstheme="minorHAnsi"/>
-                <w:sz w:val="32"/>
-                <w:szCs w:val="32"/>
-                <w:rtl/>
                 <w:b/>
                 <w:bCs/>
+                <w:sz w:val="32"/>
+                <w:szCs w:val="32"/>
+                <w:rtl/>
               </w:rPr>
               <w:t>الموقع</w:t>
             </w:r>
@@ -290,13 +283,13 @@
         </w:tc>
         <w:tc>
           <w:tcPr>
-            <w:tcW w:w="7289" w:type="dxa"/>
+            <w:tcW w:w="7780" w:type="dxa"/>
             <w:vAlign w:val="center"/>
           </w:tcPr>
           <w:p>
             <w:pPr>
-              <w:jc w:val="right"/>
-              <w:cnfStyle w:val="000000100000" w:firstRow="0" w:lastRow="0" w:firstColumn="0" w:lastColumn="0" w:oddVBand="0" w:evenVBand="0" w:oddHBand="1" w:evenHBand="0" w:firstRowFirstColumn="0" w:firstRowLastColumn="0" w:lastRowFirstColumn="0" w:lastRowLastColumn="0"/>
+              <w:bidi/>
+              <w:jc w:val="center"/>
               <w:rPr>
                 <w:rFonts w:cstheme="minorHAnsi"/>
                 <w:sz w:val="32"/>
@@ -304,7 +297,6 @@
                 <w:rtl/>
                 <w:lang w:val="en-AE" w:bidi="ar-AE"/>
               </w:rPr>
-              <w:bidi/>
             </w:pPr>
             <w:r>
               <w:rPr>
@@ -321,17 +313,18 @@
       <w:tr>
         <w:trPr>
           <w:cantSplit/>
+          <w:trHeight w:val="591"/>
+          <w:jc w:val="center"/>
         </w:trPr>
         <w:tc>
           <w:tcPr>
-            <w:tcW w:w="3200" w:type="dxa"/>
+            <w:tcW w:w="2573" w:type="dxa"/>
+            <w:shd w:val="clear" w:color="auto" w:fill="E7E6E6"/>
             <w:vAlign w:val="center"/>
-            <w:shd w:val="clear" w:color="auto" w:fill="E7E6E6"/>
           </w:tcPr>
           <w:p>
             <w:pPr>
-              <w:jc w:val="right"/>
-              <w:cnfStyle w:val="000000100000" w:firstRow="0" w:lastRow="0" w:firstColumn="0" w:lastColumn="0" w:oddVBand="0" w:evenVBand="0" w:oddHBand="1" w:evenHBand="0" w:firstRowFirstColumn="0" w:firstRowLastColumn="0" w:lastRowFirstColumn="0" w:lastRowLastColumn="0"/>
+              <w:bidi/>
               <w:rPr>
                 <w:rFonts w:cstheme="minorHAnsi"/>
                 <w:sz w:val="32"/>
@@ -339,16 +332,15 @@
                 <w:rtl/>
                 <w:lang w:val="en-AE" w:bidi="ar-AE"/>
               </w:rPr>
-              <w:bidi/>
             </w:pPr>
             <w:r>
               <w:rPr>
                 <w:rFonts w:cstheme="minorHAnsi"/>
-                <w:sz w:val="32"/>
-                <w:szCs w:val="32"/>
-                <w:rtl/>
                 <w:b/>
                 <w:bCs/>
+                <w:sz w:val="32"/>
+                <w:szCs w:val="32"/>
+                <w:rtl/>
               </w:rPr>
               <w:t>التاريخ والوقت</w:t>
             </w:r>
@@ -356,13 +348,13 @@
         </w:tc>
         <w:tc>
           <w:tcPr>
-            <w:tcW w:w="7289" w:type="dxa"/>
+            <w:tcW w:w="7780" w:type="dxa"/>
             <w:vAlign w:val="center"/>
           </w:tcPr>
           <w:p>
             <w:pPr>
-              <w:jc w:val="right"/>
-              <w:cnfStyle w:val="000000100000" w:firstRow="0" w:lastRow="0" w:firstColumn="0" w:lastColumn="0" w:oddVBand="0" w:evenVBand="0" w:oddHBand="1" w:evenHBand="0" w:firstRowFirstColumn="0" w:firstRowLastColumn="0" w:lastRowFirstColumn="0" w:lastRowLastColumn="0"/>
+              <w:bidi/>
+              <w:jc w:val="center"/>
               <w:rPr>
                 <w:rFonts w:cstheme="minorHAnsi"/>
                 <w:sz w:val="32"/>
@@ -370,7 +362,6 @@
                 <w:rtl/>
                 <w:lang w:val="en-AE" w:bidi="ar-AE"/>
               </w:rPr>
-              <w:bidi/>
             </w:pPr>
             <w:r>
               <w:rPr>
@@ -387,17 +378,17 @@
       <w:tr>
         <w:trPr>
           <w:cantSplit/>
+          <w:jc w:val="center"/>
         </w:trPr>
         <w:tc>
           <w:tcPr>
-            <w:tcW w:w="3200" w:type="dxa"/>
+            <w:tcW w:w="2573" w:type="dxa"/>
+            <w:shd w:val="clear" w:color="auto" w:fill="E7E6E6"/>
             <w:vAlign w:val="center"/>
-            <w:shd w:val="clear" w:color="auto" w:fill="E7E6E6"/>
           </w:tcPr>
           <w:p>
             <w:pPr>
-              <w:jc w:val="right"/>
-              <w:cnfStyle w:val="000000100000" w:firstRow="0" w:lastRow="0" w:firstColumn="0" w:lastColumn="0" w:oddVBand="0" w:evenVBand="0" w:oddHBand="1" w:evenHBand="0" w:firstRowFirstColumn="0" w:firstRowLastColumn="0" w:lastRowFirstColumn="0" w:lastRowLastColumn="0"/>
+              <w:bidi/>
               <w:rPr>
                 <w:rFonts w:cstheme="minorHAnsi"/>
                 <w:sz w:val="32"/>
@@ -405,16 +396,15 @@
                 <w:rtl/>
                 <w:lang w:val="en-AE" w:bidi="ar-AE"/>
               </w:rPr>
-              <w:bidi/>
             </w:pPr>
             <w:r>
               <w:rPr>
                 <w:rFonts w:cstheme="minorHAnsi"/>
-                <w:sz w:val="32"/>
-                <w:szCs w:val="32"/>
-                <w:rtl/>
                 <w:b/>
                 <w:bCs/>
+                <w:sz w:val="32"/>
+                <w:szCs w:val="32"/>
+                <w:rtl/>
               </w:rPr>
               <w:t>اسم الموظف</w:t>
             </w:r>
@@ -422,13 +412,13 @@
         </w:tc>
         <w:tc>
           <w:tcPr>
-            <w:tcW w:w="7289" w:type="dxa"/>
+            <w:tcW w:w="7780" w:type="dxa"/>
             <w:vAlign w:val="center"/>
           </w:tcPr>
           <w:p>
             <w:pPr>
-              <w:jc w:val="right"/>
-              <w:cnfStyle w:val="000000100000" w:firstRow="0" w:lastRow="0" w:firstColumn="0" w:lastColumn="0" w:oddVBand="0" w:evenVBand="0" w:oddHBand="1" w:evenHBand="0" w:firstRowFirstColumn="0" w:firstRowLastColumn="0" w:lastRowFirstColumn="0" w:lastRowLastColumn="0"/>
+              <w:bidi/>
+              <w:jc w:val="center"/>
               <w:rPr>
                 <w:rFonts w:cstheme="minorHAnsi"/>
                 <w:sz w:val="32"/>
@@ -436,7 +426,6 @@
                 <w:rtl/>
                 <w:lang w:val="en-AE" w:bidi="ar-AE"/>
               </w:rPr>
-              <w:bidi/>
             </w:pPr>
             <w:r>
               <w:rPr>
@@ -453,17 +442,17 @@
       <w:tr>
         <w:trPr>
           <w:cantSplit/>
+          <w:jc w:val="center"/>
         </w:trPr>
         <w:tc>
           <w:tcPr>
-            <w:tcW w:w="3200" w:type="dxa"/>
+            <w:tcW w:w="2573" w:type="dxa"/>
+            <w:shd w:val="clear" w:color="auto" w:fill="E7E6E6"/>
             <w:vAlign w:val="center"/>
-            <w:shd w:val="clear" w:color="auto" w:fill="E7E6E6"/>
           </w:tcPr>
           <w:p>
             <w:pPr>
-              <w:jc w:val="right"/>
-              <w:cnfStyle w:val="000000100000" w:firstRow="0" w:lastRow="0" w:firstColumn="0" w:lastColumn="0" w:oddVBand="0" w:evenVBand="0" w:oddHBand="1" w:evenHBand="0" w:firstRowFirstColumn="0" w:firstRowLastColumn="0" w:lastRowFirstColumn="0" w:lastRowLastColumn="0"/>
+              <w:bidi/>
               <w:rPr>
                 <w:rFonts w:cstheme="minorHAnsi"/>
                 <w:sz w:val="32"/>
@@ -471,16 +460,15 @@
                 <w:rtl/>
                 <w:lang w:val="en-AE" w:bidi="ar-AE"/>
               </w:rPr>
-              <w:bidi/>
             </w:pPr>
             <w:r>
               <w:rPr>
                 <w:rFonts w:cstheme="minorHAnsi"/>
-                <w:sz w:val="32"/>
-                <w:szCs w:val="32"/>
-                <w:rtl/>
                 <w:b/>
                 <w:bCs/>
+                <w:sz w:val="32"/>
+                <w:szCs w:val="32"/>
+                <w:rtl/>
               </w:rPr>
               <w:t>موقع الحادث</w:t>
             </w:r>
@@ -488,13 +476,13 @@
         </w:tc>
         <w:tc>
           <w:tcPr>
-            <w:tcW w:w="7289" w:type="dxa"/>
+            <w:tcW w:w="7780" w:type="dxa"/>
             <w:vAlign w:val="center"/>
           </w:tcPr>
           <w:p>
             <w:pPr>
-              <w:jc w:val="right"/>
-              <w:cnfStyle w:val="000000100000" w:firstRow="0" w:lastRow="0" w:firstColumn="0" w:lastColumn="0" w:oddVBand="0" w:evenVBand="0" w:oddHBand="1" w:evenHBand="0" w:firstRowFirstColumn="0" w:firstRowLastColumn="0" w:lastRowFirstColumn="0" w:lastRowLastColumn="0"/>
+              <w:bidi/>
+              <w:jc w:val="center"/>
               <w:rPr>
                 <w:rFonts w:cstheme="minorHAnsi"/>
                 <w:sz w:val="32"/>
@@ -502,7 +490,6 @@
                 <w:rtl/>
                 <w:lang w:val="en-AE" w:bidi="ar-AE"/>
               </w:rPr>
-              <w:bidi/>
             </w:pPr>
             <w:r>
               <w:rPr>
@@ -519,17 +506,18 @@
       <w:tr>
         <w:trPr>
           <w:cantSplit/>
+          <w:trHeight w:val="617"/>
+          <w:jc w:val="center"/>
         </w:trPr>
         <w:tc>
           <w:tcPr>
-            <w:tcW w:w="3200" w:type="dxa"/>
+            <w:tcW w:w="2573" w:type="dxa"/>
+            <w:shd w:val="clear" w:color="auto" w:fill="E7E6E6"/>
             <w:vAlign w:val="center"/>
-            <w:shd w:val="clear" w:color="auto" w:fill="E7E6E6"/>
           </w:tcPr>
           <w:p>
             <w:pPr>
-              <w:jc w:val="right"/>
-              <w:cnfStyle w:val="000000100000" w:firstRow="0" w:lastRow="0" w:firstColumn="0" w:lastColumn="0" w:oddVBand="0" w:evenVBand="0" w:oddHBand="1" w:evenHBand="0" w:firstRowFirstColumn="0" w:firstRowLastColumn="0" w:lastRowFirstColumn="0" w:lastRowLastColumn="0"/>
+              <w:bidi/>
               <w:rPr>
                 <w:rFonts w:cstheme="minorHAnsi"/>
                 <w:sz w:val="32"/>
@@ -537,16 +525,15 @@
                 <w:rtl/>
                 <w:lang w:val="en-AE" w:bidi="ar-AE"/>
               </w:rPr>
-              <w:bidi/>
             </w:pPr>
             <w:r>
               <w:rPr>
                 <w:rFonts w:cstheme="minorHAnsi"/>
-                <w:sz w:val="32"/>
-                <w:szCs w:val="32"/>
-                <w:rtl/>
                 <w:b/>
                 <w:bCs/>
+                <w:sz w:val="32"/>
+                <w:szCs w:val="32"/>
+                <w:rtl/>
               </w:rPr>
               <w:t>رقم بلاغ الشرطة</w:t>
             </w:r>
@@ -554,13 +541,13 @@
         </w:tc>
         <w:tc>
           <w:tcPr>
-            <w:tcW w:w="7289" w:type="dxa"/>
+            <w:tcW w:w="7780" w:type="dxa"/>
             <w:vAlign w:val="center"/>
           </w:tcPr>
           <w:p>
             <w:pPr>
-              <w:jc w:val="right"/>
-              <w:cnfStyle w:val="000000100000" w:firstRow="0" w:lastRow="0" w:firstColumn="0" w:lastColumn="0" w:oddVBand="0" w:evenVBand="0" w:oddHBand="1" w:evenHBand="0" w:firstRowFirstColumn="0" w:firstRowLastColumn="0" w:lastRowFirstColumn="0" w:lastRowLastColumn="0"/>
+              <w:bidi/>
+              <w:jc w:val="center"/>
               <w:rPr>
                 <w:rFonts w:cstheme="minorHAnsi"/>
                 <w:sz w:val="32"/>
@@ -568,7 +555,6 @@
                 <w:rtl/>
                 <w:lang w:val="en-AE" w:bidi="ar-AE"/>
               </w:rPr>
-              <w:bidi/>
             </w:pPr>
             <w:r>
               <w:rPr>
@@ -585,17 +571,17 @@
       <w:tr>
         <w:trPr>
           <w:cantSplit/>
+          <w:jc w:val="center"/>
         </w:trPr>
         <w:tc>
           <w:tcPr>
-            <w:tcW w:w="3200" w:type="dxa"/>
+            <w:tcW w:w="2573" w:type="dxa"/>
+            <w:shd w:val="clear" w:color="auto" w:fill="E7E6E6"/>
             <w:vAlign w:val="center"/>
-            <w:shd w:val="clear" w:color="auto" w:fill="E7E6E6"/>
           </w:tcPr>
           <w:p>
             <w:pPr>
-              <w:jc w:val="right"/>
-              <w:cnfStyle w:val="000000100000" w:firstRow="0" w:lastRow="0" w:firstColumn="0" w:lastColumn="0" w:oddVBand="0" w:evenVBand="0" w:oddHBand="1" w:evenHBand="0" w:firstRowFirstColumn="0" w:firstRowLastColumn="0" w:lastRowFirstColumn="0" w:lastRowLastColumn="0"/>
+              <w:bidi/>
               <w:rPr>
                 <w:rFonts w:cstheme="minorHAnsi"/>
                 <w:sz w:val="32"/>
@@ -603,16 +589,15 @@
                 <w:rtl/>
                 <w:lang w:val="en-AE" w:bidi="ar-AE"/>
               </w:rPr>
-              <w:bidi/>
             </w:pPr>
             <w:r>
               <w:rPr>
                 <w:rFonts w:cstheme="minorHAnsi"/>
-                <w:sz w:val="32"/>
-                <w:szCs w:val="32"/>
-                <w:rtl/>
                 <w:b/>
                 <w:bCs/>
+                <w:sz w:val="32"/>
+                <w:szCs w:val="32"/>
+                <w:rtl/>
               </w:rPr>
               <w:t>تكلفة الضرر</w:t>
             </w:r>
@@ -620,13 +605,13 @@
         </w:tc>
         <w:tc>
           <w:tcPr>
-            <w:tcW w:w="7289" w:type="dxa"/>
+            <w:tcW w:w="7780" w:type="dxa"/>
             <w:vAlign w:val="center"/>
           </w:tcPr>
           <w:p>
             <w:pPr>
-              <w:jc w:val="right"/>
-              <w:cnfStyle w:val="000000100000" w:firstRow="0" w:lastRow="0" w:firstColumn="0" w:lastColumn="0" w:oddVBand="0" w:evenVBand="0" w:oddHBand="1" w:evenHBand="0" w:firstRowFirstColumn="0" w:firstRowLastColumn="0" w:lastRowFirstColumn="0" w:lastRowLastColumn="0"/>
+              <w:bidi/>
+              <w:jc w:val="center"/>
               <w:rPr>
                 <w:rFonts w:cstheme="minorHAnsi"/>
                 <w:sz w:val="32"/>
@@ -634,7 +619,6 @@
                 <w:rtl/>
                 <w:lang w:val="en-AE" w:bidi="ar-AE"/>
               </w:rPr>
-              <w:bidi/>
             </w:pPr>
             <w:r>
               <w:rPr>
@@ -651,17 +635,17 @@
       <w:tr>
         <w:trPr>
           <w:cantSplit/>
+          <w:jc w:val="center"/>
         </w:trPr>
         <w:tc>
           <w:tcPr>
-            <w:tcW w:w="3200" w:type="dxa"/>
+            <w:tcW w:w="2573" w:type="dxa"/>
+            <w:shd w:val="clear" w:color="auto" w:fill="E7E6E6"/>
             <w:vAlign w:val="center"/>
-            <w:shd w:val="clear" w:color="auto" w:fill="E7E6E6"/>
           </w:tcPr>
           <w:p>
             <w:pPr>
-              <w:jc w:val="right"/>
-              <w:cnfStyle w:val="000000100000" w:firstRow="0" w:lastRow="0" w:firstColumn="0" w:lastColumn="0" w:oddVBand="0" w:evenVBand="0" w:oddHBand="1" w:evenHBand="0" w:firstRowFirstColumn="0" w:firstRowLastColumn="0" w:lastRowFirstColumn="0" w:lastRowLastColumn="0"/>
+              <w:bidi/>
               <w:rPr>
                 <w:rFonts w:cstheme="minorHAnsi"/>
                 <w:sz w:val="32"/>
@@ -669,16 +653,15 @@
                 <w:rtl/>
                 <w:lang w:val="en-AE" w:bidi="ar-AE"/>
               </w:rPr>
-              <w:bidi/>
             </w:pPr>
             <w:r>
               <w:rPr>
                 <w:rFonts w:cstheme="minorHAnsi"/>
-                <w:sz w:val="32"/>
-                <w:szCs w:val="32"/>
-                <w:rtl/>
                 <w:b/>
                 <w:bCs/>
+                <w:sz w:val="32"/>
+                <w:szCs w:val="32"/>
+                <w:rtl/>
               </w:rPr>
               <w:t>الحالة</w:t>
             </w:r>
@@ -686,13 +669,13 @@
         </w:tc>
         <w:tc>
           <w:tcPr>
-            <w:tcW w:w="7289" w:type="dxa"/>
+            <w:tcW w:w="7780" w:type="dxa"/>
             <w:vAlign w:val="center"/>
           </w:tcPr>
           <w:p>
             <w:pPr>
-              <w:jc w:val="right"/>
-              <w:cnfStyle w:val="000000100000" w:firstRow="0" w:lastRow="0" w:firstColumn="0" w:lastColumn="0" w:oddVBand="0" w:evenVBand="0" w:oddHBand="1" w:evenHBand="0" w:firstRowFirstColumn="0" w:firstRowLastColumn="0" w:lastRowFirstColumn="0" w:lastRowLastColumn="0"/>
+              <w:bidi/>
+              <w:jc w:val="center"/>
               <w:rPr>
                 <w:rFonts w:cstheme="minorHAnsi"/>
                 <w:sz w:val="32"/>
@@ -700,7 +683,6 @@
                 <w:rtl/>
                 <w:lang w:val="en-AE" w:bidi="ar-AE"/>
               </w:rPr>
-              <w:bidi/>
             </w:pPr>
             <w:r>
               <w:rPr>
@@ -717,8 +699,8 @@
     </w:tbl>
     <w:p>
       <w:pPr>
-        <w:jc w:val="right"/>
-        <w:cnfStyle w:val="000000100000" w:firstRow="0" w:lastRow="0" w:firstColumn="0" w:lastColumn="0" w:oddVBand="0" w:evenVBand="0" w:oddHBand="1" w:evenHBand="0" w:firstRowFirstColumn="0" w:firstRowLastColumn="0" w:lastRowFirstColumn="0" w:lastRowLastColumn="0"/>
+        <w:bidi/>
+        <w:spacing w:before="240" w:after="100"/>
         <w:rPr>
           <w:rFonts w:cstheme="minorHAnsi"/>
           <w:sz w:val="32"/>
@@ -726,25 +708,23 @@
           <w:rtl/>
           <w:lang w:val="en-AE" w:bidi="ar-AE"/>
         </w:rPr>
-        <w:bidi/>
-        <w:spacing w:before="240" w:after="100"/>
       </w:pPr>
       <w:r>
         <w:rPr>
           <w:rFonts w:cstheme="minorHAnsi"/>
+          <w:b/>
+          <w:bCs/>
           <w:sz w:val="32"/>
           <w:szCs w:val="32"/>
           <w:rtl/>
-          <w:b/>
-          <w:bCs/>
         </w:rPr>
         <w:t>الوصف</w:t>
       </w:r>
     </w:p>
     <w:p>
       <w:pPr>
-        <w:jc w:val="right"/>
-        <w:cnfStyle w:val="000000100000" w:firstRow="0" w:lastRow="0" w:firstColumn="0" w:lastColumn="0" w:oddVBand="0" w:evenVBand="0" w:oddHBand="1" w:evenHBand="0" w:firstRowFirstColumn="0" w:firstRowLastColumn="0" w:lastRowFirstColumn="0" w:lastRowLastColumn="0"/>
+        <w:bidi/>
+        <w:spacing w:after="120"/>
         <w:rPr>
           <w:rFonts w:cstheme="minorHAnsi"/>
           <w:sz w:val="32"/>
@@ -752,8 +732,6 @@
           <w:rtl/>
           <w:lang w:val="en-AE" w:bidi="ar-AE"/>
         </w:rPr>
-        <w:bidi/>
-        <w:spacing w:before="0" w:after="120"/>
       </w:pPr>
       <w:r>
         <w:rPr>
@@ -766,10 +744,14 @@
       </w:r>
     </w:p>
     <w:sectPr>
-      <w:headerReference w:type="default" r:id="rId6"/>
-      <w:footerReference w:type="default" r:id="rId7"/>
+      <w:headerReference w:type="even" r:id="rId6"/>
+      <w:headerReference w:type="default" r:id="rId7"/>
+      <w:footerReference w:type="even" r:id="rId8"/>
+      <w:footerReference w:type="default" r:id="rId9"/>
+      <w:headerReference w:type="first" r:id="rId10"/>
+      <w:footerReference w:type="first" r:id="rId11"/>
       <w:pgSz w:w="11906" w:h="16838"/>
-      <w:pgMar w:top="1440" w:right="424" w:bottom="1440" w:left="993" w:header="708" w:footer="708" w:gutter="0"/>
+      <w:pgMar w:top="1440" w:right="425" w:bottom="1440" w:left="425" w:header="709" w:footer="709" w:gutter="0"/>
       <w:cols w:space="708"/>
       <w:docGrid w:linePitch="360"/>
     </w:sectPr>
@@ -808,6 +790,16 @@
     <w:pPr>
       <w:pStyle w:val="Footer"/>
     </w:pPr>
+  </w:p>
+</w:ftr>
+</file>
+
+<file path=word/footer2.xml><?xml version="1.0" encoding="utf-8"?>
+<w:ftr xmlns:wpc="http://schemas.microsoft.com/office/word/2010/wordprocessingCanvas" xmlns:cx="http://schemas.microsoft.com/office/drawing/2014/chartex" xmlns:cx1="http://schemas.microsoft.com/office/drawing/2015/9/8/chartex" xmlns:cx2="http://schemas.microsoft.com/office/drawing/2015/10/21/chartex" xmlns:cx3="http://schemas.microsoft.com/office/drawing/2016/5/9/chartex" xmlns:cx4="http://schemas.microsoft.com/office/drawing/2016/5/10/chartex" xmlns:cx5="http://schemas.microsoft.com/office/drawing/2016/5/11/chartex" xmlns:cx6="http://schemas.microsoft.com/office/drawing/2016/5/12/chartex" xmlns:cx7="http://schemas.microsoft.com/office/drawing/2016/5/13/chartex" xmlns:cx8="http://schemas.microsoft.com/office/drawing/2016/5/14/chartex" xmlns:mc="http://schemas.openxmlformats.org/markup-compatibility/2006" xmlns:aink="http://schemas.microsoft.com/office/drawing/2016/ink" xmlns:am3d="http://schemas.microsoft.com/office/drawing/2017/model3d" xmlns:o="urn:schemas-microsoft-com:office:office" xmlns:oel="http://schemas.microsoft.com/office/2019/extlst" xmlns:r="http://schemas.openxmlformats.org/officeDocument/2006/relationships" xmlns:m="http://schemas.openxmlformats.org/officeDocument/2006/math" xmlns:v="urn:schemas-microsoft-com:vml" xmlns:wp14="http://schemas.microsoft.com/office/word/2010/wordprocessingDrawing" xmlns:wp="http://schemas.openxmlformats.org/drawingml/2006/wordprocessingDrawing" xmlns:w10="urn:schemas-microsoft-com:office:word" xmlns:w="http://schemas.openxmlformats.org/wordprocessingml/2006/main" xmlns:w14="http://schemas.microsoft.com/office/word/2010/wordml" xmlns:w15="http://schemas.microsoft.com/office/word/2012/wordml" xmlns:w16cex="http://schemas.microsoft.com/office/word/2018/wordml/cex" xmlns:w16cid="http://schemas.microsoft.com/office/word/2016/wordml/cid" xmlns:w16="http://schemas.microsoft.com/office/word/2018/wordml" xmlns:w16du="http://schemas.microsoft.com/office/word/2023/wordml/word16du" xmlns:w16sdtdh="http://schemas.microsoft.com/office/word/2020/wordml/sdtdatahash" xmlns:w16sdtfl="http://schemas.microsoft.com/office/word/2024/wordml/sdtformatlock" xmlns:w16se="http://schemas.microsoft.com/office/word/2015/wordml/symex" xmlns:wpg="http://schemas.microsoft.com/office/word/2010/wordprocessingGroup" xmlns:wpi="http://schemas.microsoft.com/office/word/2010/wordprocessingInk" xmlns:wne="http://schemas.microsoft.com/office/word/2006/wordml" xmlns:wps="http://schemas.microsoft.com/office/word/2010/wordprocessingShape" mc:Ignorable="w14 w15 w16se w16cid w16 w16cex w16sdtdh w16sdtfl w16du wp14">
+  <w:p>
+    <w:pPr>
+      <w:pStyle w:val="Footer"/>
+    </w:pPr>
     <w:r>
       <w:rPr>
         <w:rFonts w:cstheme="minorHAnsi"/>
@@ -817,10 +809,10 @@
         <w:lang w:val="en-AE"/>
       </w:rPr>
       <w:drawing>
-        <wp:anchor distT="0" distB="0" distL="114300" distR="114300" simplePos="0" relativeHeight="251666432" behindDoc="0" locked="0" layoutInCell="1" allowOverlap="1" wp14:anchorId="21080586" wp14:editId="6FF5664D">
+        <wp:anchor distT="0" distB="0" distL="114300" distR="114300" simplePos="0" relativeHeight="251666432" behindDoc="0" locked="0" layoutInCell="1" allowOverlap="1" wp14:anchorId="043B1281" wp14:editId="398818B8">
           <wp:simplePos x="0" y="0"/>
-          <wp:positionH relativeFrom="column">
-            <wp:posOffset>2385695</wp:posOffset>
+          <wp:positionH relativeFrom="margin">
+            <wp:align>center</wp:align>
           </wp:positionH>
           <wp:positionV relativeFrom="paragraph">
             <wp:posOffset>198755</wp:posOffset>
@@ -854,7 +846,7 @@
                 <pic:spPr>
                   <a:xfrm>
                     <a:off x="0" y="0"/>
-                    <a:ext cx="1579927" cy="205199"/>
+                    <a:ext cx="1549867" cy="201295"/>
                   </a:xfrm>
                   <a:prstGeom prst="rect">
                     <a:avLst/>
@@ -874,67 +866,122 @@
     </w:r>
     <w:r>
       <w:rPr>
-        <w:rFonts w:cstheme="minorHAnsi"/>
         <w:noProof/>
-        <w:sz w:val="52"/>
-        <w:szCs w:val="52"/>
-        <w:lang w:val="en-AE"/>
       </w:rPr>
       <mc:AlternateContent>
         <mc:Choice Requires="wps">
           <w:drawing>
-            <wp:anchor distT="0" distB="0" distL="114300" distR="114300" simplePos="0" relativeHeight="251667456" behindDoc="0" locked="0" layoutInCell="1" allowOverlap="1" wp14:anchorId="6D451ED1" wp14:editId="7B66E024">
+            <wp:anchor distT="45720" distB="45720" distL="114300" distR="114300" simplePos="0" relativeHeight="251662336" behindDoc="0" locked="0" layoutInCell="1" allowOverlap="1" wp14:anchorId="03328E61" wp14:editId="6D45D1CC">
               <wp:simplePos x="0" y="0"/>
-              <wp:positionH relativeFrom="column">
-                <wp:posOffset>-630555</wp:posOffset>
+              <wp:positionH relativeFrom="margin">
+                <wp:align>center</wp:align>
               </wp:positionH>
               <wp:positionV relativeFrom="paragraph">
-                <wp:posOffset>-330604</wp:posOffset>
+                <wp:posOffset>373644</wp:posOffset>
               </wp:positionV>
-              <wp:extent cx="7730836" cy="0"/>
+              <wp:extent cx="4396105" cy="270510"/>
               <wp:effectExtent l="0" t="0" r="0" b="0"/>
-              <wp:wrapNone/>
-              <wp:docPr id="826903910" name="Straight Connector 6"/>
-              <wp:cNvGraphicFramePr/>
+              <wp:wrapSquare wrapText="bothSides"/>
+              <wp:docPr id="217" name="Text Box 2"/>
+              <wp:cNvGraphicFramePr>
+                <a:graphicFrameLocks xmlns:a="http://schemas.openxmlformats.org/drawingml/2006/main"/>
+              </wp:cNvGraphicFramePr>
               <a:graphic xmlns:a="http://schemas.openxmlformats.org/drawingml/2006/main">
                 <a:graphicData uri="http://schemas.microsoft.com/office/word/2010/wordprocessingShape">
                   <wps:wsp>
-                    <wps:cNvCnPr/>
-                    <wps:spPr>
+                    <wps:cNvSpPr txBox="1">
+                      <a:spLocks noChangeArrowheads="1"/>
+                    </wps:cNvSpPr>
+                    <wps:spPr bwMode="auto">
                       <a:xfrm>
                         <a:off x="0" y="0"/>
-                        <a:ext cx="7730836" cy="0"/>
+                        <a:ext cx="4396105" cy="270510"/>
                       </a:xfrm>
-                      <a:prstGeom prst="line">
+                      <a:prstGeom prst="rect">
                         <a:avLst/>
                       </a:prstGeom>
+                      <a:noFill/>
+                      <a:ln w="9525">
+                        <a:noFill/>
+                        <a:miter lim="800000"/>
+                        <a:headEnd/>
+                        <a:tailEnd/>
+                      </a:ln>
                     </wps:spPr>
-                    <wps:style>
-                      <a:lnRef idx="1">
-                        <a:schemeClr val="dk1"/>
-                      </a:lnRef>
-                      <a:fillRef idx="0">
-                        <a:schemeClr val="dk1"/>
-                      </a:fillRef>
-                      <a:effectRef idx="0">
-                        <a:schemeClr val="dk1"/>
-                      </a:effectRef>
-                      <a:fontRef idx="minor">
-                        <a:schemeClr val="tx1"/>
-                      </a:fontRef>
-                    </wps:style>
-                    <wps:bodyPr/>
+                    <wps:txbx>
+                      <w:txbxContent>
+                        <w:p>
+                          <w:pPr>
+                            <w:pStyle w:val="Footer"/>
+                            <w:rPr>
+                              <w:rFonts w:asciiTheme="minorBidi" w:hAnsiTheme="minorBidi"/>
+                              <w:color w:val="BFBFBF" w:themeColor="background1" w:themeShade="BF"/>
+                              <w:sz w:val="20"/>
+                              <w:szCs w:val="20"/>
+                            </w:rPr>
+                          </w:pPr>
+                          <w:r>
+                            <w:rPr>
+                              <w:rFonts w:asciiTheme="minorBidi" w:hAnsiTheme="minorBidi"/>
+                              <w:color w:val="BFBFBF" w:themeColor="background1" w:themeShade="BF"/>
+                              <w:sz w:val="20"/>
+                              <w:szCs w:val="20"/>
+                            </w:rPr>
+                            <w:t>https://gssg.app/services/vhichelsfines/documentsview/print/class#1</w:t>
+                          </w:r>
+                        </w:p>
+                        <w:p/>
+                      </w:txbxContent>
+                    </wps:txbx>
+                    <wps:bodyPr rot="0" vert="horz" wrap="square" lIns="91440" tIns="45720" rIns="91440" bIns="45720" anchor="t" anchorCtr="0">
+                      <a:noAutofit/>
+                    </wps:bodyPr>
                   </wps:wsp>
                 </a:graphicData>
               </a:graphic>
+              <wp14:sizeRelH relativeFrom="margin">
+                <wp14:pctWidth>0</wp14:pctWidth>
+              </wp14:sizeRelH>
+              <wp14:sizeRelV relativeFrom="margin">
+                <wp14:pctHeight>0</wp14:pctHeight>
+              </wp14:sizeRelV>
             </wp:anchor>
           </w:drawing>
         </mc:Choice>
         <mc:Fallback>
           <w:pict>
-            <v:line w14:anchorId="425FD20F" id="Straight Connector 6" o:spid="_x0000_s1026" style="position:absolute;z-index:251667456;visibility:visible;mso-wrap-style:square;mso-wrap-distance-left:9pt;mso-wrap-distance-top:0;mso-wrap-distance-right:9pt;mso-wrap-distance-bottom:0;mso-position-horizontal:absolute;mso-position-horizontal-relative:text;mso-position-vertical:absolute;mso-position-vertical-relative:text" from="-49.65pt,-26.05pt" to="559.1pt,-26.05pt" o:gfxdata="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" strokecolor="black [3200]" strokeweight=".5pt">
+            <v:shapetype w14:anchorId="03328E61" id="_x0000_t202" coordsize="21600,21600" o:spt="202" path="m,l,21600r21600,l21600,xe">
               <v:stroke joinstyle="miter"/>
-            </v:line>
+              <v:path gradientshapeok="t" o:connecttype="rect"/>
+            </v:shapetype>
+            <v:shape id="Text Box 2" o:spid="_x0000_s1026" type="#_x0000_t202" style="position:absolute;margin-left:0;margin-top:29.4pt;width:346.15pt;height:21.3pt;z-index:251662336;visibility:visible;mso-wrap-style:square;mso-width-percent:0;mso-height-percent:0;mso-wrap-distance-left:9pt;mso-wrap-distance-top:3.6pt;mso-wrap-distance-right:9pt;mso-wrap-distance-bottom:3.6pt;mso-position-horizontal:center;mso-position-horizontal-relative:margin;mso-position-vertical:absolute;mso-position-vertical-relative:text;mso-width-percent:0;mso-height-percent:0;mso-width-relative:margin;mso-height-relative:margin;v-text-anchor:top" o:gfxdata="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" filled="f" stroked="f">
+              <v:textbox>
+                <w:txbxContent>
+                  <w:p>
+                    <w:pPr>
+                      <w:pStyle w:val="Footer"/>
+                      <w:rPr>
+                        <w:rFonts w:asciiTheme="minorBidi" w:hAnsiTheme="minorBidi"/>
+                        <w:color w:val="BFBFBF" w:themeColor="background1" w:themeShade="BF"/>
+                        <w:sz w:val="20"/>
+                        <w:szCs w:val="20"/>
+                      </w:rPr>
+                    </w:pPr>
+                    <w:r>
+                      <w:rPr>
+                        <w:rFonts w:asciiTheme="minorBidi" w:hAnsiTheme="minorBidi"/>
+                        <w:color w:val="BFBFBF" w:themeColor="background1" w:themeShade="BF"/>
+                        <w:sz w:val="20"/>
+                        <w:szCs w:val="20"/>
+                      </w:rPr>
+                      <w:t>https://gssg.app/services/vhichelsfines/documentsview/print/class#1</w:t>
+                    </w:r>
+                  </w:p>
+                  <w:p/>
+                </w:txbxContent>
+              </v:textbox>
+              <w10:wrap type="square" anchorx="margin"/>
+            </v:shape>
           </w:pict>
         </mc:Fallback>
       </mc:AlternateContent>
@@ -946,16 +993,16 @@
       <mc:AlternateContent>
         <mc:Choice Requires="wps">
           <w:drawing>
-            <wp:anchor distT="45720" distB="45720" distL="114300" distR="114300" simplePos="0" relativeHeight="251664384" behindDoc="0" locked="0" layoutInCell="1" allowOverlap="1" wp14:anchorId="237B839A" wp14:editId="289BB1AF">
+            <wp:anchor distT="45720" distB="45720" distL="114300" distR="114300" simplePos="0" relativeHeight="251664384" behindDoc="0" locked="0" layoutInCell="1" allowOverlap="1" wp14:anchorId="2BC19DD3" wp14:editId="2BE9D001">
               <wp:simplePos x="0" y="0"/>
-              <wp:positionH relativeFrom="column">
-                <wp:posOffset>-557530</wp:posOffset>
+              <wp:positionH relativeFrom="page">
+                <wp:align>left</wp:align>
               </wp:positionH>
               <wp:positionV relativeFrom="paragraph">
-                <wp:posOffset>-232410</wp:posOffset>
+                <wp:posOffset>-292795</wp:posOffset>
               </wp:positionV>
               <wp:extent cx="1594485" cy="1404620"/>
-              <wp:effectExtent l="0" t="0" r="0" b="6350"/>
+              <wp:effectExtent l="0" t="0" r="0" b="5715"/>
               <wp:wrapSquare wrapText="bothSides"/>
               <wp:docPr id="678348756" name="Text Box 2"/>
               <wp:cNvGraphicFramePr>
@@ -1040,11 +1087,7 @@
         </mc:Choice>
         <mc:Fallback>
           <w:pict>
-            <v:shapetype w14:anchorId="237B839A" id="_x0000_t202" coordsize="21600,21600" o:spt="202" path="m,l,21600r21600,l21600,xe">
-              <v:stroke joinstyle="miter"/>
-              <v:path gradientshapeok="t" o:connecttype="rect"/>
-            </v:shapetype>
-            <v:shape id="Text Box 2" o:spid="_x0000_s1026" type="#_x0000_t202" style="position:absolute;margin-left:-43.9pt;margin-top:-18.3pt;width:125.55pt;height:110.6pt;z-index:251664384;visibility:visible;mso-wrap-style:square;mso-width-percent:0;mso-height-percent:200;mso-wrap-distance-left:9pt;mso-wrap-distance-top:3.6pt;mso-wrap-distance-right:9pt;mso-wrap-distance-bottom:3.6pt;mso-position-horizontal:absolute;mso-position-horizontal-relative:text;mso-position-vertical:absolute;mso-position-vertical-relative:text;mso-width-percent:0;mso-height-percent:200;mso-width-relative:margin;mso-height-relative:margin;v-text-anchor:top" o:gfxdata="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" filled="f" stroked="f">
+            <v:shape w14:anchorId="2BC19DD3" id="_x0000_s1027" type="#_x0000_t202" style="position:absolute;margin-left:0;margin-top:-23.05pt;width:125.55pt;height:110.6pt;z-index:251664384;visibility:visible;mso-wrap-style:square;mso-width-percent:0;mso-height-percent:200;mso-wrap-distance-left:9pt;mso-wrap-distance-top:3.6pt;mso-wrap-distance-right:9pt;mso-wrap-distance-bottom:3.6pt;mso-position-horizontal:left;mso-position-horizontal-relative:page;mso-position-vertical:absolute;mso-position-vertical-relative:text;mso-width-percent:0;mso-height-percent:200;mso-width-relative:margin;mso-height-relative:margin;v-text-anchor:top" o:gfxdata="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" filled="f" stroked="f">
               <v:textbox style="mso-fit-shape-to-text:t">
                 <w:txbxContent>
                   <w:p>
@@ -1085,7 +1128,7 @@
                   </w:p>
                 </w:txbxContent>
               </v:textbox>
-              <w10:wrap type="square"/>
+              <w10:wrap type="square" anchorx="page"/>
             </v:shape>
           </w:pict>
         </mc:Fallback>
@@ -1093,122 +1136,81 @@
     </w:r>
     <w:r>
       <w:rPr>
+        <w:rFonts w:cstheme="minorHAnsi"/>
         <w:noProof/>
+        <w:sz w:val="52"/>
+        <w:szCs w:val="52"/>
+        <w:lang w:val="en-AE"/>
       </w:rPr>
       <mc:AlternateContent>
         <mc:Choice Requires="wps">
           <w:drawing>
-            <wp:anchor distT="45720" distB="45720" distL="114300" distR="114300" simplePos="0" relativeHeight="251662336" behindDoc="0" locked="0" layoutInCell="1" allowOverlap="1" wp14:anchorId="275726DF" wp14:editId="3369DE49">
+            <wp:anchor distT="0" distB="0" distL="114300" distR="114300" simplePos="0" relativeHeight="251667456" behindDoc="0" locked="0" layoutInCell="1" allowOverlap="1" wp14:anchorId="10DA84D6" wp14:editId="4D995221">
               <wp:simplePos x="0" y="0"/>
               <wp:positionH relativeFrom="column">
-                <wp:posOffset>1153693</wp:posOffset>
+                <wp:posOffset>-630555</wp:posOffset>
               </wp:positionH>
               <wp:positionV relativeFrom="paragraph">
-                <wp:posOffset>382270</wp:posOffset>
+                <wp:posOffset>-330604</wp:posOffset>
               </wp:positionV>
-              <wp:extent cx="4396105" cy="270510"/>
+              <wp:extent cx="7730836" cy="0"/>
               <wp:effectExtent l="0" t="0" r="0" b="0"/>
-              <wp:wrapSquare wrapText="bothSides"/>
-              <wp:docPr id="217" name="Text Box 2"/>
-              <wp:cNvGraphicFramePr>
-                <a:graphicFrameLocks xmlns:a="http://schemas.openxmlformats.org/drawingml/2006/main"/>
-              </wp:cNvGraphicFramePr>
+              <wp:wrapNone/>
+              <wp:docPr id="826903910" name="Straight Connector 6"/>
+              <wp:cNvGraphicFramePr/>
               <a:graphic xmlns:a="http://schemas.openxmlformats.org/drawingml/2006/main">
                 <a:graphicData uri="http://schemas.microsoft.com/office/word/2010/wordprocessingShape">
                   <wps:wsp>
-                    <wps:cNvSpPr txBox="1">
-                      <a:spLocks noChangeArrowheads="1"/>
-                    </wps:cNvSpPr>
-                    <wps:spPr bwMode="auto">
+                    <wps:cNvCnPr/>
+                    <wps:spPr>
                       <a:xfrm>
                         <a:off x="0" y="0"/>
-                        <a:ext cx="4396105" cy="270510"/>
+                        <a:ext cx="7730836" cy="0"/>
                       </a:xfrm>
-                      <a:prstGeom prst="rect">
+                      <a:prstGeom prst="line">
                         <a:avLst/>
                       </a:prstGeom>
-                      <a:noFill/>
-                      <a:ln w="9525">
-                        <a:noFill/>
-                        <a:miter lim="800000"/>
-                        <a:headEnd/>
-                        <a:tailEnd/>
-                      </a:ln>
                     </wps:spPr>
-                    <wps:txbx>
-                      <w:txbxContent>
-                        <w:p>
-                          <w:pPr>
-                            <w:pStyle w:val="Footer"/>
-                            <w:rPr>
-                              <w:rFonts w:asciiTheme="minorBidi" w:hAnsiTheme="minorBidi"/>
-                              <w:color w:val="BFBFBF" w:themeColor="background1" w:themeShade="BF"/>
-                              <w:sz w:val="20"/>
-                              <w:szCs w:val="20"/>
-                            </w:rPr>
-                          </w:pPr>
-                          <w:r>
-                            <w:rPr>
-                              <w:rFonts w:asciiTheme="minorBidi" w:hAnsiTheme="minorBidi"/>
-                              <w:color w:val="BFBFBF" w:themeColor="background1" w:themeShade="BF"/>
-                              <w:sz w:val="20"/>
-                              <w:szCs w:val="20"/>
-                            </w:rPr>
-                            <w:t>https://gssg.app/services/vhichelsfines/documentsview/print/class#1</w:t>
-                          </w:r>
-                        </w:p>
-                        <w:p/>
-                      </w:txbxContent>
-                    </wps:txbx>
-                    <wps:bodyPr rot="0" vert="horz" wrap="square" lIns="91440" tIns="45720" rIns="91440" bIns="45720" anchor="t" anchorCtr="0">
-                      <a:noAutofit/>
-                    </wps:bodyPr>
+                    <wps:style>
+                      <a:lnRef idx="1">
+                        <a:schemeClr val="dk1"/>
+                      </a:lnRef>
+                      <a:fillRef idx="0">
+                        <a:schemeClr val="dk1"/>
+                      </a:fillRef>
+                      <a:effectRef idx="0">
+                        <a:schemeClr val="dk1"/>
+                      </a:effectRef>
+                      <a:fontRef idx="minor">
+                        <a:schemeClr val="tx1"/>
+                      </a:fontRef>
+                    </wps:style>
+                    <wps:bodyPr/>
                   </wps:wsp>
                 </a:graphicData>
               </a:graphic>
-              <wp14:sizeRelH relativeFrom="margin">
-                <wp14:pctWidth>0</wp14:pctWidth>
-              </wp14:sizeRelH>
-              <wp14:sizeRelV relativeFrom="margin">
-                <wp14:pctHeight>0</wp14:pctHeight>
-              </wp14:sizeRelV>
             </wp:anchor>
           </w:drawing>
         </mc:Choice>
         <mc:Fallback>
           <w:pict>
-            <v:shape w14:anchorId="275726DF" id="_x0000_s1027" type="#_x0000_t202" style="position:absolute;margin-left:90.85pt;margin-top:30.1pt;width:346.15pt;height:21.3pt;z-index:251662336;visibility:visible;mso-wrap-style:square;mso-width-percent:0;mso-height-percent:0;mso-wrap-distance-left:9pt;mso-wrap-distance-top:3.6pt;mso-wrap-distance-right:9pt;mso-wrap-distance-bottom:3.6pt;mso-position-horizontal:absolute;mso-position-horizontal-relative:text;mso-position-vertical:absolute;mso-position-vertical-relative:text;mso-width-percent:0;mso-height-percent:0;mso-width-relative:margin;mso-height-relative:margin;v-text-anchor:top" o:gfxdata="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" filled="f" stroked="f">
-              <v:textbox>
-                <w:txbxContent>
-                  <w:p>
-                    <w:pPr>
-                      <w:pStyle w:val="Footer"/>
-                      <w:rPr>
-                        <w:rFonts w:asciiTheme="minorBidi" w:hAnsiTheme="minorBidi"/>
-                        <w:color w:val="BFBFBF" w:themeColor="background1" w:themeShade="BF"/>
-                        <w:sz w:val="20"/>
-                        <w:szCs w:val="20"/>
-                      </w:rPr>
-                    </w:pPr>
-                    <w:r>
-                      <w:rPr>
-                        <w:rFonts w:asciiTheme="minorBidi" w:hAnsiTheme="minorBidi"/>
-                        <w:color w:val="BFBFBF" w:themeColor="background1" w:themeShade="BF"/>
-                        <w:sz w:val="20"/>
-                        <w:szCs w:val="20"/>
-                      </w:rPr>
-                      <w:t>https://gssg.app/services/vhichelsfines/documentsview/print/class#1</w:t>
-                    </w:r>
-                  </w:p>
-                  <w:p/>
-                </w:txbxContent>
-              </v:textbox>
-              <w10:wrap type="square"/>
-            </v:shape>
+            <v:line w14:anchorId="376E058B" id="Straight Connector 6" o:spid="_x0000_s1026" style="position:absolute;z-index:251667456;visibility:visible;mso-wrap-style:square;mso-wrap-distance-left:9pt;mso-wrap-distance-top:0;mso-wrap-distance-right:9pt;mso-wrap-distance-bottom:0;mso-position-horizontal:absolute;mso-position-horizontal-relative:text;mso-position-vertical:absolute;mso-position-vertical-relative:text" from="-49.65pt,-26.05pt" to="559.1pt,-26.05pt" o:gfxdata="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" strokecolor="black [3200]" strokeweight=".5pt">
+              <v:stroke joinstyle="miter"/>
+            </v:line>
           </w:pict>
         </mc:Fallback>
       </mc:AlternateContent>
     </w:r>
+  </w:p>
+</w:ftr>
+</file>
+
+<file path=word/footer3.xml><?xml version="1.0" encoding="utf-8"?>
+<w:ftr xmlns:wpc="http://schemas.microsoft.com/office/word/2010/wordprocessingCanvas" xmlns:cx="http://schemas.microsoft.com/office/drawing/2014/chartex" xmlns:cx1="http://schemas.microsoft.com/office/drawing/2015/9/8/chartex" xmlns:cx2="http://schemas.microsoft.com/office/drawing/2015/10/21/chartex" xmlns:cx3="http://schemas.microsoft.com/office/drawing/2016/5/9/chartex" xmlns:cx4="http://schemas.microsoft.com/office/drawing/2016/5/10/chartex" xmlns:cx5="http://schemas.microsoft.com/office/drawing/2016/5/11/chartex" xmlns:cx6="http://schemas.microsoft.com/office/drawing/2016/5/12/chartex" xmlns:cx7="http://schemas.microsoft.com/office/drawing/2016/5/13/chartex" xmlns:cx8="http://schemas.microsoft.com/office/drawing/2016/5/14/chartex" xmlns:mc="http://schemas.openxmlformats.org/markup-compatibility/2006" xmlns:aink="http://schemas.microsoft.com/office/drawing/2016/ink" xmlns:am3d="http://schemas.microsoft.com/office/drawing/2017/model3d" xmlns:o="urn:schemas-microsoft-com:office:office" xmlns:oel="http://schemas.microsoft.com/office/2019/extlst" xmlns:r="http://schemas.openxmlformats.org/officeDocument/2006/relationships" xmlns:m="http://schemas.openxmlformats.org/officeDocument/2006/math" xmlns:v="urn:schemas-microsoft-com:vml" xmlns:wp14="http://schemas.microsoft.com/office/word/2010/wordprocessingDrawing" xmlns:wp="http://schemas.openxmlformats.org/drawingml/2006/wordprocessingDrawing" xmlns:w10="urn:schemas-microsoft-com:office:word" xmlns:w="http://schemas.openxmlformats.org/wordprocessingml/2006/main" xmlns:w14="http://schemas.microsoft.com/office/word/2010/wordml" xmlns:w15="http://schemas.microsoft.com/office/word/2012/wordml" xmlns:w16cex="http://schemas.microsoft.com/office/word/2018/wordml/cex" xmlns:w16cid="http://schemas.microsoft.com/office/word/2016/wordml/cid" xmlns:w16="http://schemas.microsoft.com/office/word/2018/wordml" xmlns:w16du="http://schemas.microsoft.com/office/word/2023/wordml/word16du" xmlns:w16sdtdh="http://schemas.microsoft.com/office/word/2020/wordml/sdtdatahash" xmlns:w16sdtfl="http://schemas.microsoft.com/office/word/2024/wordml/sdtformatlock" xmlns:w16se="http://schemas.microsoft.com/office/word/2015/wordml/symex" xmlns:wpg="http://schemas.microsoft.com/office/word/2010/wordprocessingGroup" xmlns:wpi="http://schemas.microsoft.com/office/word/2010/wordprocessingInk" xmlns:wne="http://schemas.microsoft.com/office/word/2006/wordml" xmlns:wps="http://schemas.microsoft.com/office/word/2010/wordprocessingShape" mc:Ignorable="w14 w15 w16se w16cid w16 w16cex w16sdtdh w16sdtfl w16du wp14">
+  <w:p>
+    <w:pPr>
+      <w:pStyle w:val="Footer"/>
+    </w:pPr>
   </w:p>
 </w:ftr>
 </file>
@@ -1243,6 +1245,16 @@
   <w:p>
     <w:pPr>
       <w:pStyle w:val="Header"/>
+    </w:pPr>
+  </w:p>
+</w:hdr>
+</file>
+
+<file path=word/header2.xml><?xml version="1.0" encoding="utf-8"?>
+<w:hdr xmlns:wpc="http://schemas.microsoft.com/office/word/2010/wordprocessingCanvas" xmlns:cx="http://schemas.microsoft.com/office/drawing/2014/chartex" xmlns:cx1="http://schemas.microsoft.com/office/drawing/2015/9/8/chartex" xmlns:cx2="http://schemas.microsoft.com/office/drawing/2015/10/21/chartex" xmlns:cx3="http://schemas.microsoft.com/office/drawing/2016/5/9/chartex" xmlns:cx4="http://schemas.microsoft.com/office/drawing/2016/5/10/chartex" xmlns:cx5="http://schemas.microsoft.com/office/drawing/2016/5/11/chartex" xmlns:cx6="http://schemas.microsoft.com/office/drawing/2016/5/12/chartex" xmlns:cx7="http://schemas.microsoft.com/office/drawing/2016/5/13/chartex" xmlns:cx8="http://schemas.microsoft.com/office/drawing/2016/5/14/chartex" xmlns:mc="http://schemas.openxmlformats.org/markup-compatibility/2006" xmlns:aink="http://schemas.microsoft.com/office/drawing/2016/ink" xmlns:am3d="http://schemas.microsoft.com/office/drawing/2017/model3d" xmlns:o="urn:schemas-microsoft-com:office:office" xmlns:oel="http://schemas.microsoft.com/office/2019/extlst" xmlns:r="http://schemas.openxmlformats.org/officeDocument/2006/relationships" xmlns:m="http://schemas.openxmlformats.org/officeDocument/2006/math" xmlns:v="urn:schemas-microsoft-com:vml" xmlns:wp14="http://schemas.microsoft.com/office/word/2010/wordprocessingDrawing" xmlns:wp="http://schemas.openxmlformats.org/drawingml/2006/wordprocessingDrawing" xmlns:w10="urn:schemas-microsoft-com:office:word" xmlns:w="http://schemas.openxmlformats.org/wordprocessingml/2006/main" xmlns:w14="http://schemas.microsoft.com/office/word/2010/wordml" xmlns:w15="http://schemas.microsoft.com/office/word/2012/wordml" xmlns:w16cex="http://schemas.microsoft.com/office/word/2018/wordml/cex" xmlns:w16cid="http://schemas.microsoft.com/office/word/2016/wordml/cid" xmlns:w16="http://schemas.microsoft.com/office/word/2018/wordml" xmlns:w16du="http://schemas.microsoft.com/office/word/2023/wordml/word16du" xmlns:w16sdtdh="http://schemas.microsoft.com/office/word/2020/wordml/sdtdatahash" xmlns:w16sdtfl="http://schemas.microsoft.com/office/word/2024/wordml/sdtformatlock" xmlns:w16se="http://schemas.microsoft.com/office/word/2015/wordml/symex" xmlns:wpg="http://schemas.microsoft.com/office/word/2010/wordprocessingGroup" xmlns:wpi="http://schemas.microsoft.com/office/word/2010/wordprocessingInk" xmlns:wne="http://schemas.microsoft.com/office/word/2006/wordml" xmlns:wps="http://schemas.microsoft.com/office/word/2010/wordprocessingShape" mc:Ignorable="w14 w15 w16se w16cid w16 w16cex w16sdtdh w16sdtfl w16du wp14">
+  <w:p>
+    <w:pPr>
+      <w:pStyle w:val="Header"/>
       <w:ind w:left="4513"/>
       <w:jc w:val="right"/>
       <w:rPr>
@@ -1266,7 +1278,7 @@
         <w:lang w:bidi="ar-AE"/>
       </w:rPr>
       <w:drawing>
-        <wp:anchor distT="0" distB="0" distL="114300" distR="114300" simplePos="0" relativeHeight="251658240" behindDoc="0" locked="0" layoutInCell="1" allowOverlap="1" wp14:anchorId="4C404759" wp14:editId="07520CB4">
+        <wp:anchor distT="0" distB="0" distL="114300" distR="114300" simplePos="0" relativeHeight="251658240" behindDoc="0" locked="0" layoutInCell="1" allowOverlap="1" wp14:anchorId="39E87562" wp14:editId="25EBFCA8">
           <wp:simplePos x="0" y="0"/>
           <wp:positionH relativeFrom="column">
             <wp:posOffset>-299212</wp:posOffset>
@@ -1406,10 +1418,9 @@
   <w:p>
     <w:pPr>
       <w:pStyle w:val="Header"/>
-      <w:ind w:left="4320"/>
-      <w:jc w:val="right"/>
-      <w:rPr>
-        <w:rFonts w:ascii="Courier New" w:hAnsi="Courier New" w:cs="Courier New" w:hint="cs"/>
+      <w:bidi/>
+      <w:rPr>
+        <w:rFonts w:ascii="Courier New" w:hAnsi="Courier New" w:cs="Courier New"/>
         <w:b/>
         <w:bCs/>
         <w:color w:val="000000" w:themeColor="text1"/>
@@ -1417,7 +1428,6 @@
         <w:szCs w:val="20"/>
         <w:lang w:bidi="ar-AE"/>
       </w:rPr>
-      <w:bidi/>
     </w:pPr>
     <w:r>
       <w:rPr>
@@ -1430,14 +1440,56 @@
         <w:rtl/>
         <w:lang w:val="en-AE" w:bidi="ar-AE"/>
       </w:rPr>
-      <w:t>الرقم: {{ ref }}</w:t>
+      <w:t xml:space="preserve">الرقم: </w:t>
+    </w:r>
+    <w:proofErr w:type="gramStart"/>
+    <w:r>
+      <w:rPr>
+        <w:rFonts w:ascii="Courier New" w:hAnsi="Courier New" w:cs="Courier New" w:hint="cs"/>
+        <w:b/>
+        <w:bCs/>
+        <w:color w:val="000000" w:themeColor="text1"/>
+        <w:sz w:val="20"/>
+        <w:szCs w:val="20"/>
+        <w:rtl/>
+        <w:lang w:val="en-AE" w:bidi="ar-AE"/>
+      </w:rPr>
+      <w:t xml:space="preserve">{{ </w:t>
+    </w:r>
+    <w:proofErr w:type="spellStart"/>
+    <w:r>
+      <w:rPr>
+        <w:rFonts w:ascii="Courier New" w:hAnsi="Courier New" w:cs="Courier New" w:hint="cs"/>
+        <w:b/>
+        <w:bCs/>
+        <w:color w:val="000000" w:themeColor="text1"/>
+        <w:sz w:val="20"/>
+        <w:szCs w:val="20"/>
+        <w:rtl/>
+        <w:lang w:val="en-AE" w:bidi="ar-AE"/>
+      </w:rPr>
+      <w:t>ref</w:t>
+    </w:r>
+    <w:proofErr w:type="spellEnd"/>
+    <w:proofErr w:type="gramEnd"/>
+    <w:r>
+      <w:rPr>
+        <w:rFonts w:ascii="Courier New" w:hAnsi="Courier New" w:cs="Courier New" w:hint="cs"/>
+        <w:b/>
+        <w:bCs/>
+        <w:color w:val="000000" w:themeColor="text1"/>
+        <w:sz w:val="20"/>
+        <w:szCs w:val="20"/>
+        <w:rtl/>
+        <w:lang w:val="en-AE" w:bidi="ar-AE"/>
+      </w:rPr>
+      <w:t xml:space="preserve"> }}</w:t>
     </w:r>
   </w:p>
   <w:p>
     <w:pPr>
       <w:pStyle w:val="Header"/>
-      <w:ind w:left="4320"/>
-      <w:jc w:val="right"/>
+      <w:bidi/>
       <w:rPr>
         <w:rFonts w:ascii="Courier New" w:hAnsi="Courier New" w:cs="Courier New"/>
         <w:b/>
@@ -1448,7 +1500,6 @@
         <w:rtl/>
         <w:lang w:bidi="ar-AE"/>
       </w:rPr>
-      <w:bidi/>
     </w:pPr>
     <w:r>
       <w:rPr>
@@ -1461,14 +1512,56 @@
         <w:rtl/>
         <w:lang w:bidi="ar-AE"/>
       </w:rPr>
-      <w:t>التاريخ: {{ today }}</w:t>
+      <w:t xml:space="preserve">التاريخ: </w:t>
+    </w:r>
+    <w:proofErr w:type="gramStart"/>
+    <w:r>
+      <w:rPr>
+        <w:rFonts w:ascii="Courier New" w:hAnsi="Courier New" w:cs="Courier New"/>
+        <w:b/>
+        <w:bCs/>
+        <w:color w:val="000000" w:themeColor="text1"/>
+        <w:sz w:val="20"/>
+        <w:szCs w:val="20"/>
+        <w:rtl/>
+        <w:lang w:bidi="ar-AE"/>
+      </w:rPr>
+      <w:t xml:space="preserve">{{ </w:t>
+    </w:r>
+    <w:proofErr w:type="spellStart"/>
+    <w:r>
+      <w:rPr>
+        <w:rFonts w:ascii="Courier New" w:hAnsi="Courier New" w:cs="Courier New"/>
+        <w:b/>
+        <w:bCs/>
+        <w:color w:val="000000" w:themeColor="text1"/>
+        <w:sz w:val="20"/>
+        <w:szCs w:val="20"/>
+        <w:rtl/>
+        <w:lang w:bidi="ar-AE"/>
+      </w:rPr>
+      <w:t>today</w:t>
+    </w:r>
+    <w:proofErr w:type="spellEnd"/>
+    <w:proofErr w:type="gramEnd"/>
+    <w:r>
+      <w:rPr>
+        <w:rFonts w:ascii="Courier New" w:hAnsi="Courier New" w:cs="Courier New"/>
+        <w:b/>
+        <w:bCs/>
+        <w:color w:val="000000" w:themeColor="text1"/>
+        <w:sz w:val="20"/>
+        <w:szCs w:val="20"/>
+        <w:rtl/>
+        <w:lang w:bidi="ar-AE"/>
+      </w:rPr>
+      <w:t xml:space="preserve"> }}</w:t>
     </w:r>
   </w:p>
   <w:p>
     <w:pPr>
       <w:pStyle w:val="Header"/>
-      <w:ind w:left="4320"/>
-      <w:jc w:val="right"/>
+      <w:bidi/>
       <w:rPr>
         <w:rFonts w:ascii="Courier New" w:hAnsi="Courier New" w:cs="Courier New"/>
         <w:b/>
@@ -1478,7 +1571,6 @@
         <w:szCs w:val="20"/>
         <w:lang w:bidi="ar-AE"/>
       </w:rPr>
-      <w:bidi/>
     </w:pPr>
     <w:r>
       <w:rPr>
@@ -1491,7 +1583,91 @@
         <w:rtl/>
         <w:lang w:bidi="ar-AE"/>
       </w:rPr>
-      <w:t>الموافق: {{ hijri_date }}</w:t>
+      <w:t xml:space="preserve">الموافق: </w:t>
+    </w:r>
+    <w:proofErr w:type="gramStart"/>
+    <w:r>
+      <w:rPr>
+        <w:rFonts w:ascii="Courier New" w:hAnsi="Courier New" w:cs="Courier New"/>
+        <w:b/>
+        <w:bCs/>
+        <w:color w:val="000000" w:themeColor="text1"/>
+        <w:sz w:val="20"/>
+        <w:szCs w:val="20"/>
+        <w:rtl/>
+        <w:lang w:bidi="ar-AE"/>
+      </w:rPr>
+      <w:t xml:space="preserve">{{ </w:t>
+    </w:r>
+    <w:proofErr w:type="spellStart"/>
+    <w:r>
+      <w:rPr>
+        <w:rFonts w:ascii="Courier New" w:hAnsi="Courier New" w:cs="Courier New"/>
+        <w:b/>
+        <w:bCs/>
+        <w:color w:val="000000" w:themeColor="text1"/>
+        <w:sz w:val="20"/>
+        <w:szCs w:val="20"/>
+        <w:rtl/>
+        <w:lang w:bidi="ar-AE"/>
+      </w:rPr>
+      <w:t>hijri</w:t>
+    </w:r>
+    <w:proofErr w:type="gramEnd"/>
+    <w:r>
+      <w:rPr>
+        <w:rFonts w:ascii="Courier New" w:hAnsi="Courier New" w:cs="Courier New"/>
+        <w:b/>
+        <w:bCs/>
+        <w:color w:val="000000" w:themeColor="text1"/>
+        <w:sz w:val="20"/>
+        <w:szCs w:val="20"/>
+        <w:rtl/>
+        <w:lang w:bidi="ar-AE"/>
+      </w:rPr>
+      <w:t>_</w:t>
+    </w:r>
+    <w:proofErr w:type="gramStart"/>
+    <w:r>
+      <w:rPr>
+        <w:rFonts w:ascii="Courier New" w:hAnsi="Courier New" w:cs="Courier New"/>
+        <w:b/>
+        <w:bCs/>
+        <w:color w:val="000000" w:themeColor="text1"/>
+        <w:sz w:val="20"/>
+        <w:szCs w:val="20"/>
+        <w:rtl/>
+        <w:lang w:bidi="ar-AE"/>
+      </w:rPr>
+      <w:t>date</w:t>
+    </w:r>
+    <w:proofErr w:type="spellEnd"/>
+    <w:r>
+      <w:rPr>
+        <w:rFonts w:ascii="Courier New" w:hAnsi="Courier New" w:cs="Courier New"/>
+        <w:b/>
+        <w:bCs/>
+        <w:color w:val="000000" w:themeColor="text1"/>
+        <w:sz w:val="20"/>
+        <w:szCs w:val="20"/>
+        <w:rtl/>
+        <w:lang w:bidi="ar-AE"/>
+      </w:rPr>
+      <w:t xml:space="preserve"> }</w:t>
+    </w:r>
+    <w:proofErr w:type="gramEnd"/>
+    <w:r>
+      <w:rPr>
+        <w:rFonts w:ascii="Courier New" w:hAnsi="Courier New" w:cs="Courier New"/>
+        <w:b/>
+        <w:bCs/>
+        <w:color w:val="000000" w:themeColor="text1"/>
+        <w:sz w:val="20"/>
+        <w:szCs w:val="20"/>
+        <w:rtl/>
+        <w:lang w:bidi="ar-AE"/>
+      </w:rPr>
+      <w:t>}</w:t>
     </w:r>
   </w:p>
   <w:p>
@@ -1520,16 +1696,16 @@
       <mc:AlternateContent>
         <mc:Choice Requires="wps">
           <w:drawing>
-            <wp:anchor distT="0" distB="0" distL="114300" distR="114300" simplePos="0" relativeHeight="251660288" behindDoc="0" locked="0" layoutInCell="1" allowOverlap="1" wp14:anchorId="2B96836C" wp14:editId="3901B8BC">
+            <wp:anchor distT="0" distB="0" distL="114300" distR="114300" simplePos="0" relativeHeight="251660288" behindDoc="0" locked="0" layoutInCell="1" allowOverlap="1" wp14:anchorId="69487A84" wp14:editId="7F083270">
               <wp:simplePos x="0" y="0"/>
-              <wp:positionH relativeFrom="column">
-                <wp:posOffset>-242570</wp:posOffset>
+              <wp:positionH relativeFrom="margin">
+                <wp:align>left</wp:align>
               </wp:positionH>
               <wp:positionV relativeFrom="paragraph">
-                <wp:posOffset>88037</wp:posOffset>
+                <wp:posOffset>75217</wp:posOffset>
               </wp:positionV>
-              <wp:extent cx="6825081" cy="0"/>
-              <wp:effectExtent l="0" t="0" r="0" b="0"/>
+              <wp:extent cx="7133938" cy="16930"/>
+              <wp:effectExtent l="0" t="0" r="10160" b="21590"/>
               <wp:wrapNone/>
               <wp:docPr id="1801127935" name="Straight Connector 4"/>
               <wp:cNvGraphicFramePr/>
@@ -1538,9 +1714,9 @@
                   <wps:wsp>
                     <wps:cNvCnPr/>
                     <wps:spPr>
-                      <a:xfrm flipH="1">
+                      <a:xfrm flipH="1" flipV="1">
                         <a:off x="0" y="0"/>
-                        <a:ext cx="6825081" cy="0"/>
+                        <a:ext cx="7133938" cy="16930"/>
                       </a:xfrm>
                       <a:prstGeom prst="line">
                         <a:avLst/>
@@ -1565,13 +1741,20 @@
                   </wps:wsp>
                 </a:graphicData>
               </a:graphic>
+              <wp14:sizeRelH relativeFrom="margin">
+                <wp14:pctWidth>0</wp14:pctWidth>
+              </wp14:sizeRelH>
+              <wp14:sizeRelV relativeFrom="margin">
+                <wp14:pctHeight>0</wp14:pctHeight>
+              </wp14:sizeRelV>
             </wp:anchor>
           </w:drawing>
         </mc:Choice>
         <mc:Fallback>
           <w:pict>
-            <v:line w14:anchorId="6916A385" id="Straight Connector 4" o:spid="_x0000_s1026" style="position:absolute;flip:x;z-index:251660288;visibility:visible;mso-wrap-style:square;mso-wrap-distance-left:9pt;mso-wrap-distance-top:0;mso-wrap-distance-right:9pt;mso-wrap-distance-bottom:0;mso-position-horizontal:absolute;mso-position-horizontal-relative:text;mso-position-vertical:absolute;mso-position-vertical-relative:text" from="-19.1pt,6.95pt" to="518.3pt,6.95pt" o:gfxdata="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" strokecolor="black [3200]" strokeweight=".5pt">
+            <v:line w14:anchorId="6AB3F687" id="Straight Connector 4" o:spid="_x0000_s1026" style="position:absolute;flip:x y;z-index:251660288;visibility:visible;mso-wrap-style:square;mso-width-percent:0;mso-height-percent:0;mso-wrap-distance-left:9pt;mso-wrap-distance-top:0;mso-wrap-distance-right:9pt;mso-wrap-distance-bottom:0;mso-position-horizontal:left;mso-position-horizontal-relative:margin;mso-position-vertical:absolute;mso-position-vertical-relative:text;mso-width-percent:0;mso-height-percent:0;mso-width-relative:margin;mso-height-relative:margin" from="0,5.9pt" to="561.75pt,7.25pt" o:gfxdata="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" strokecolor="black [3200]" strokeweight=".5pt">
               <v:stroke joinstyle="miter"/>
+              <w10:wrap anchorx="margin"/>
             </v:line>
           </w:pict>
         </mc:Fallback>
@@ -1602,19 +1785,16 @@
       </w:rPr>
       <w:t>بلاغ حادث مركبة</w:t>
     </w:r>
-    <w:r>
-      <w:rPr>
-        <w:rFonts w:ascii="thmanyah serif display" w:hAnsi="thmanyah serif display" w:cs="thmanyah serif display" w:hint="cs"/>
-        <w:b/>
-        <w:bCs/>
-        <w:color w:val="000000" w:themeColor="text1"/>
-        <w:sz w:val="40"/>
-        <w:szCs w:val="40"/>
-        <w:rtl/>
-        <w:lang w:bidi="ar-AE"/>
-      </w:rPr>
-      <w:t/>
-    </w:r>
+  </w:p>
+</w:hdr>
+</file>
+
+<file path=word/header3.xml><?xml version="1.0" encoding="utf-8"?>
+<w:hdr xmlns:wpc="http://schemas.microsoft.com/office/word/2010/wordprocessingCanvas" xmlns:cx="http://schemas.microsoft.com/office/drawing/2014/chartex" xmlns:cx1="http://schemas.microsoft.com/office/drawing/2015/9/8/chartex" xmlns:cx2="http://schemas.microsoft.com/office/drawing/2015/10/21/chartex" xmlns:cx3="http://schemas.microsoft.com/office/drawing/2016/5/9/chartex" xmlns:cx4="http://schemas.microsoft.com/office/drawing/2016/5/10/chartex" xmlns:cx5="http://schemas.microsoft.com/office/drawing/2016/5/11/chartex" xmlns:cx6="http://schemas.microsoft.com/office/drawing/2016/5/12/chartex" xmlns:cx7="http://schemas.microsoft.com/office/drawing/2016/5/13/chartex" xmlns:cx8="http://schemas.microsoft.com/office/drawing/2016/5/14/chartex" xmlns:mc="http://schemas.openxmlformats.org/markup-compatibility/2006" xmlns:aink="http://schemas.microsoft.com/office/drawing/2016/ink" xmlns:am3d="http://schemas.microsoft.com/office/drawing/2017/model3d" xmlns:o="urn:schemas-microsoft-com:office:office" xmlns:oel="http://schemas.microsoft.com/office/2019/extlst" xmlns:r="http://schemas.openxmlformats.org/officeDocument/2006/relationships" xmlns:m="http://schemas.openxmlformats.org/officeDocument/2006/math" xmlns:v="urn:schemas-microsoft-com:vml" xmlns:wp14="http://schemas.microsoft.com/office/word/2010/wordprocessingDrawing" xmlns:wp="http://schemas.openxmlformats.org/drawingml/2006/wordprocessingDrawing" xmlns:w10="urn:schemas-microsoft-com:office:word" xmlns:w="http://schemas.openxmlformats.org/wordprocessingml/2006/main" xmlns:w14="http://schemas.microsoft.com/office/word/2010/wordml" xmlns:w15="http://schemas.microsoft.com/office/word/2012/wordml" xmlns:w16cex="http://schemas.microsoft.com/office/word/2018/wordml/cex" xmlns:w16cid="http://schemas.microsoft.com/office/word/2016/wordml/cid" xmlns:w16="http://schemas.microsoft.com/office/word/2018/wordml" xmlns:w16du="http://schemas.microsoft.com/office/word/2023/wordml/word16du" xmlns:w16sdtdh="http://schemas.microsoft.com/office/word/2020/wordml/sdtdatahash" xmlns:w16sdtfl="http://schemas.microsoft.com/office/word/2024/wordml/sdtformatlock" xmlns:w16se="http://schemas.microsoft.com/office/word/2015/wordml/symex" xmlns:wpg="http://schemas.microsoft.com/office/word/2010/wordprocessingGroup" xmlns:wpi="http://schemas.microsoft.com/office/word/2010/wordprocessingInk" xmlns:wne="http://schemas.microsoft.com/office/word/2006/wordml" xmlns:wps="http://schemas.microsoft.com/office/word/2010/wordprocessingShape" mc:Ignorable="w14 w15 w16se w16cid w16 w16cex w16sdtdh w16sdtfl w16du wp14">
+  <w:p>
+    <w:pPr>
+      <w:pStyle w:val="Header"/>
+    </w:pPr>
   </w:p>
 </w:hdr>
 </file>
